--- a/_implementation-notes/evening-series/FotH Pilot Session 1 Evening Run Sheet DRAFT v1.docx
+++ b/_implementation-notes/evening-series/FotH Pilot Session 1 Evening Run Sheet DRAFT v1.docx
@@ -251,25 +251,37 @@
           <w:b/>
           <w:bCs/>
         </w:rPr>
-        <w:t xml:space="preserve">Journals at the door.</w:t>
-      </w:r>
-      <w:r>
-        <w:t xml:space="preserve"> </w:t>
-      </w:r>
-      <w:r>
-        <w:t xml:space="preserve">Newcomers receive their Personal Heart Journal</w:t>
-      </w:r>
-      <w:r>
-        <w:t xml:space="preserve"> </w:t>
-      </w:r>
-      <w:r>
-        <w:t xml:space="preserve">on arrival (no orientation night preceded this). The Pre-Series Survey is</w:t>
-      </w:r>
-      <w:r>
-        <w:t xml:space="preserve"> </w:t>
-      </w:r>
-      <w:r>
-        <w:t xml:space="preserve">not handed out tonight; it is offered family by family in the permission</w:t>
+        <w:t xml:space="preserve">Bring your own notebook.</w:t>
+      </w:r>
+      <w:r>
+        <w:t xml:space="preserve"> </w:t>
+      </w:r>
+      <w:r>
+        <w:t xml:space="preserve">The invitation asks everyone to bring a</w:t>
+      </w:r>
+      <w:r>
+        <w:t xml:space="preserve"> </w:t>
+      </w:r>
+      <w:r>
+        <w:t xml:space="preserve">notebook or journal, since we do reflective writing each session; no</w:t>
+      </w:r>
+      <w:r>
+        <w:t xml:space="preserve"> </w:t>
+      </w:r>
+      <w:r>
+        <w:t xml:space="preserve">Personal Heart Journal is handed out. Clipboards with notebook paper are</w:t>
+      </w:r>
+      <w:r>
+        <w:t xml:space="preserve"> </w:t>
+      </w:r>
+      <w:r>
+        <w:t xml:space="preserve">on hand for anyone who needs them. The Pre-Series Survey is not handed</w:t>
+      </w:r>
+      <w:r>
+        <w:t xml:space="preserve"> </w:t>
+      </w:r>
+      <w:r>
+        <w:t xml:space="preserve">out tonight; it is offered family by family in the permission</w:t>
       </w:r>
       <w:r>
         <w:t xml:space="preserve"> </w:t>
@@ -709,7 +721,7 @@
               <w:pStyle w:val="Compact"/>
             </w:pPr>
             <w:r>
-              <w:t xml:space="preserve">Leader Feedback Round, both leaders: what went well, what I would do differently, the teach-back. Room’s answers move to 8:30.</w:t>
+              <w:t xml:space="preserve">Leader Feedback Round, both leaders: what went well, what I would do differently, the teach-back — and the room’s answers as time serves; it has fit before.</w:t>
             </w:r>
           </w:p>
         </w:tc>
@@ -805,7 +817,7 @@
           <w:i/>
           <w:iCs/>
         </w:rPr>
-        <w:t xml:space="preserve">Note on the 8:20-8:28 stretch: commissioning and the leaders’ three answers</w:t>
+        <w:t xml:space="preserve">Note on the 8:20-8:28 stretch: commissioning and the Leader Feedback Round</w:t>
       </w:r>
       <w:r>
         <w:rPr>
@@ -819,7 +831,7 @@
           <w:i/>
           <w:iCs/>
         </w:rPr>
-        <w:t xml:space="preserve">share it, four minutes each; the room’s responses and individual feedback</w:t>
+        <w:t xml:space="preserve">share it, four minutes each. The leaders’ three answers come first; the</w:t>
       </w:r>
       <w:r>
         <w:rPr>
@@ -833,7 +845,21 @@
           <w:i/>
           <w:iCs/>
         </w:rPr>
-        <w:t xml:space="preserve">belong to the 8:30 window, where there is time to do them well.</w:t>
+        <w:t xml:space="preserve">room’s responses have fit in the same block before — let them, and let</w:t>
+      </w:r>
+      <w:r>
+        <w:rPr>
+          <w:i/>
+          <w:iCs/>
+        </w:rPr>
+        <w:t xml:space="preserve"> </w:t>
+      </w:r>
+      <w:r>
+        <w:rPr>
+          <w:i/>
+          <w:iCs/>
+        </w:rPr>
+        <w:t xml:space="preserve">anything longer flow into the 8:30 window.</w:t>
       </w:r>
     </w:p>
     <w:bookmarkEnd w:id="10"/>
@@ -865,19 +891,43 @@
         <w:t xml:space="preserve"> </w:t>
       </w:r>
       <w:r>
-        <w:t xml:space="preserve">Each morning, five minutes: read John 10:10b</w:t>
-      </w:r>
-      <w:r>
-        <w:t xml:space="preserve"> </w:t>
-      </w:r>
-      <w:r>
-        <w:t xml:space="preserve">once and ask, where is abundance in my life right now, and where isn’t</w:t>
-      </w:r>
-      <w:r>
-        <w:t xml:space="preserve"> </w:t>
-      </w:r>
-      <w:r>
-        <w:t xml:space="preserve">it? One brief journal line each evening.</w:t>
+        <w:t xml:space="preserve">The two standing daily questions. Each</w:t>
+      </w:r>
+      <w:r>
+        <w:t xml:space="preserve"> </w:t>
+      </w:r>
+      <w:r>
+        <w:t xml:space="preserve">morning, five minutes:</w:t>
+      </w:r>
+      <w:r>
+        <w:t xml:space="preserve"> </w:t>
+      </w:r>
+      <w:r>
+        <w:t xml:space="preserve">“Lord, what are you up to today, and what do you</w:t>
+      </w:r>
+      <w:r>
+        <w:t xml:space="preserve"> </w:t>
+      </w:r>
+      <w:r>
+        <w:t xml:space="preserve">want me to notice?”</w:t>
+      </w:r>
+      <w:r>
+        <w:t xml:space="preserve"> </w:t>
+      </w:r>
+      <w:r>
+        <w:t xml:space="preserve">Each evening, one journal line:</w:t>
+      </w:r>
+      <w:r>
+        <w:t xml:space="preserve"> </w:t>
+      </w:r>
+      <w:r>
+        <w:t xml:space="preserve">“What did I notice</w:t>
+      </w:r>
+      <w:r>
+        <w:t xml:space="preserve"> </w:t>
+      </w:r>
+      <w:r>
+        <w:t xml:space="preserve">today?”</w:t>
       </w:r>
     </w:p>
     <w:p>
@@ -933,19 +983,25 @@
         <w:t xml:space="preserve"> </w:t>
       </w:r>
       <w:r>
-        <w:t xml:space="preserve">Continue the morning question. Watch for one</w:t>
-      </w:r>
-      <w:r>
-        <w:t xml:space="preserve"> </w:t>
-      </w:r>
-      <w:r>
-        <w:t xml:space="preserve">specific moment of abundance, or its absence, worth telling the circle</w:t>
-      </w:r>
-      <w:r>
-        <w:t xml:space="preserve"> </w:t>
-      </w:r>
-      <w:r>
-        <w:t xml:space="preserve">about.</w:t>
+        <w:t xml:space="preserve">Keep the morning and evening questions, and</w:t>
+      </w:r>
+      <w:r>
+        <w:t xml:space="preserve"> </w:t>
+      </w:r>
+      <w:r>
+        <w:t xml:space="preserve">add the abundance question: read John 10:10b once and ask, where is</w:t>
+      </w:r>
+      <w:r>
+        <w:t xml:space="preserve"> </w:t>
+      </w:r>
+      <w:r>
+        <w:t xml:space="preserve">abundance in my life right now, and where isn’t it? Watch for one</w:t>
+      </w:r>
+      <w:r>
+        <w:t xml:space="preserve"> </w:t>
+      </w:r>
+      <w:r>
+        <w:t xml:space="preserve">specific moment worth telling the circle about.</w:t>
       </w:r>
     </w:p>
     <w:p>

--- a/_implementation-notes/evening-series/FotH Pilot Session 1 Evening Run Sheet DRAFT v1.docx
+++ b/_implementation-notes/evening-series/FotH Pilot Session 1 Evening Run Sheet DRAFT v1.docx
@@ -943,13 +943,13 @@
           <w:b/>
           <w:bCs/>
         </w:rPr>
-        <w:t xml:space="preserve">The midweek check-in.</w:t>
-      </w:r>
-      <w:r>
-        <w:t xml:space="preserve"> </w:t>
-      </w:r>
-      <w:r>
-        <w:t xml:space="preserve">Before the one-week mark, connect with the</w:t>
+        <w:t xml:space="preserve">The end-of-week-one check-in.</w:t>
+      </w:r>
+      <w:r>
+        <w:t xml:space="preserve"> </w:t>
+      </w:r>
+      <w:r>
+        <w:t xml:space="preserve">At the end of week one, connect with the</w:t>
       </w:r>
       <w:r>
         <w:t xml:space="preserve"> </w:t>
